--- a/docs/partners/tuthill-photography-scope-2026-04-20.docx
+++ b/docs/partners/tuthill-photography-scope-2026-04-20.docx
@@ -2,7 +2,7 @@
 <file path=word/document.xml><?xml version="1.0" encoding="utf-8"?>
 <w:document xmlns:w="http://schemas.openxmlformats.org/wordprocessingml/2006/main" xmlns:m="http://schemas.openxmlformats.org/officeDocument/2006/math" xmlns:r="http://schemas.openxmlformats.org/officeDocument/2006/relationships" xmlns:o="urn:schemas-microsoft-com:office:office" xmlns:v="urn:schemas-microsoft-com:vml" xmlns:w10="urn:schemas-microsoft-com:office:word" xmlns:a="http://schemas.openxmlformats.org/drawingml/2006/main" xmlns:pic="http://schemas.openxmlformats.org/drawingml/2006/picture" xmlns:wp="http://schemas.openxmlformats.org/drawingml/2006/wordprocessingDrawing">
   <w:body>
-    <w:bookmarkStart w:id="27" w:name="tuthill-design-photography-service-scope"/>
+    <w:bookmarkStart w:id="28" w:name="tuthill-design-photography-service-scope"/>
     <w:p>
       <w:pPr>
         <w:pStyle w:val="Heading1"/>
@@ -411,16 +411,231 @@
       </w:r>
     </w:p>
     <w:bookmarkEnd w:id="10"/>
-    <w:bookmarkStart w:id="15" w:name="Xdaf46c11883518ea10d0c6ee024a198e59e58d9"/>
+    <w:bookmarkStart w:id="11" w:name="Xda1c34e39f499b995417b16ef851a6710ded15d"/>
     <w:p>
       <w:pPr>
         <w:pStyle w:val="Heading2"/>
       </w:pPr>
       <w:r>
-        <w:t xml:space="preserve">3. Revenue flow (framework — exact splits TBD with Miles)</w:t>
-      </w:r>
-    </w:p>
-    <w:bookmarkStart w:id="11" w:name="X3ab74e22e733d8dc6c11ba171959bd42334a3c2"/>
+        <w:t xml:space="preserve">3. The baseline retainer — confirmed with Elijah + Miles 2026-04-20 PM</w:t>
+      </w:r>
+    </w:p>
+    <w:p>
+      <w:pPr>
+        <w:pStyle w:val="FirstParagraph"/>
+      </w:pPr>
+      <w:r>
+        <w:t xml:space="preserve">Separate from the photography service line’s booking math, MBT has locked a</w:t>
+      </w:r>
+      <w:r>
+        <w:t xml:space="preserve"> </w:t>
+      </w:r>
+      <w:r>
+        <w:rPr>
+          <w:b/>
+          <w:bCs/>
+        </w:rPr>
+        <w:t xml:space="preserve">$1,000/month bucket of hours at $50/hr = 20 hrs/month</w:t>
+      </w:r>
+      <w:r>
+        <w:t xml:space="preserve"> </w:t>
+      </w:r>
+      <w:r>
+        <w:t xml:space="preserve">with both Studio C Video and Tuthill Design. Each studio gets its own $1k/mo retainer against production + marketing work. Pattern matches the</w:t>
+      </w:r>
+      <w:r>
+        <w:t xml:space="preserve"> </w:t>
+      </w:r>
+      <w:r>
+        <w:t xml:space="preserve">“another Utopia-type account”</w:t>
+      </w:r>
+      <w:r>
+        <w:t xml:space="preserve"> </w:t>
+      </w:r>
+      <w:r>
+        <w:t xml:space="preserve">framing Chase has been using with Elijah.</w:t>
+      </w:r>
+    </w:p>
+    <w:p>
+      <w:pPr>
+        <w:pStyle w:val="BodyText"/>
+      </w:pPr>
+      <w:r>
+        <w:rPr>
+          <w:b/>
+          <w:bCs/>
+        </w:rPr>
+        <w:t xml:space="preserve">What the retainer covers:</w:t>
+      </w:r>
+      <w:r>
+        <w:t xml:space="preserve"> </w:t>
+      </w:r>
+      <w:r>
+        <w:t xml:space="preserve">- Production work for Big Muddy brands (Inn video, Magazine assets, Blues Room documentation, touring EPK cuts, Amy’s records + radio visuals on the Studio C side)</w:t>
+      </w:r>
+      <w:r>
+        <w:t xml:space="preserve"> </w:t>
+      </w:r>
+      <w:r>
+        <w:t xml:space="preserve">- Design work for Big Muddy brands (brand systems, print, collateral, logo refinements, the Sprinter wrap on the Tuthill side)</w:t>
+      </w:r>
+      <w:r>
+        <w:t xml:space="preserve"> </w:t>
+      </w:r>
+      <w:r>
+        <w:t xml:space="preserve">- Elijah’s ride-along during the Fiverr Cloudbeds rebuild (inside the Studio C bucket — this is how he learns the PMS well enough to become the Inn’s Tier-1 support)</w:t>
+      </w:r>
+      <w:r>
+        <w:t xml:space="preserve"> </w:t>
+      </w:r>
+      <w:r>
+        <w:t xml:space="preserve">- Per-event promotional asset production for the partner studios’ own outbound marketing</w:t>
+      </w:r>
+    </w:p>
+    <w:p>
+      <w:pPr>
+        <w:pStyle w:val="BodyText"/>
+      </w:pPr>
+      <w:r>
+        <w:rPr>
+          <w:b/>
+          <w:bCs/>
+        </w:rPr>
+        <w:t xml:space="preserve">What’s outside the retainer (separate engagements):</w:t>
+      </w:r>
+      <w:r>
+        <w:t xml:space="preserve"> </w:t>
+      </w:r>
+      <w:r>
+        <w:t xml:space="preserve">- Tuthill Design Photography shoots — billed per-shoot at the tiered rates below, not against the retainer bucket</w:t>
+      </w:r>
+      <w:r>
+        <w:t xml:space="preserve"> </w:t>
+      </w:r>
+      <w:r>
+        <w:t xml:space="preserve">- Studio C video productions that exceed the bucket (e.g. a full-day wedding video shoot) — billed as project work</w:t>
+      </w:r>
+      <w:r>
+        <w:t xml:space="preserve"> </w:t>
+      </w:r>
+      <w:r>
+        <w:t xml:space="preserve">- Major brand refreshes or multi-deliverable campaigns — scoped and priced separately</w:t>
+      </w:r>
+    </w:p>
+    <w:p>
+      <w:pPr>
+        <w:pStyle w:val="BodyText"/>
+      </w:pPr>
+      <w:r>
+        <w:rPr>
+          <w:b/>
+          <w:bCs/>
+        </w:rPr>
+        <w:t xml:space="preserve">How hours get tracked:</w:t>
+      </w:r>
+      <w:r>
+        <w:t xml:space="preserve"> </w:t>
+      </w:r>
+      <w:r>
+        <w:t xml:space="preserve">- Each studio keeps a simple shared hours log (Google Sheet or similar)</w:t>
+      </w:r>
+      <w:r>
+        <w:t xml:space="preserve"> </w:t>
+      </w:r>
+      <w:r>
+        <w:t xml:space="preserve">- Monthly true-up: hours used, hours banked, hours overflow</w:t>
+      </w:r>
+      <w:r>
+        <w:t xml:space="preserve"> </w:t>
+      </w:r>
+      <w:r>
+        <w:t xml:space="preserve">- Unused hours roll at most one month forward; then reset</w:t>
+      </w:r>
+      <w:r>
+        <w:t xml:space="preserve"> </w:t>
+      </w:r>
+      <w:r>
+        <w:t xml:space="preserve">- Overflow above 20 hrs/mo is billed at the same $50/hr rate as the retainer</w:t>
+      </w:r>
+      <w:r>
+        <w:t xml:space="preserve"> </w:t>
+      </w:r>
+      <w:r>
+        <w:t xml:space="preserve">- MBT reviews the backlog monthly with Elijah + Miles and adjusts priorities</w:t>
+      </w:r>
+    </w:p>
+    <w:p>
+      <w:pPr>
+        <w:pStyle w:val="BodyText"/>
+      </w:pPr>
+      <w:r>
+        <w:rPr>
+          <w:b/>
+          <w:bCs/>
+        </w:rPr>
+        <w:t xml:space="preserve">Ecosystem cost basis:</w:t>
+      </w:r>
+      <w:r>
+        <w:t xml:space="preserve"> </w:t>
+      </w:r>
+      <w:r>
+        <w:t xml:space="preserve">$1k/mo × 2 studios = $24k/yr total, matching the</w:t>
+      </w:r>
+      <w:r>
+        <w:t xml:space="preserve"> </w:t>
+      </w:r>
+      <w:r>
+        <w:t xml:space="preserve">“Studio C services $12k/yr”</w:t>
+      </w:r>
+      <w:r>
+        <w:t xml:space="preserve"> </w:t>
+      </w:r>
+      <w:r>
+        <w:t xml:space="preserve">+</w:t>
+      </w:r>
+      <w:r>
+        <w:t xml:space="preserve"> </w:t>
+      </w:r>
+      <w:r>
+        <w:t xml:space="preserve">“(implicit partner studio services)”</w:t>
+      </w:r>
+      <w:r>
+        <w:t xml:space="preserve"> </w:t>
+      </w:r>
+      <w:r>
+        <w:t xml:space="preserve">lines already carried in the break-even math. (The break-even table’s</w:t>
+      </w:r>
+      <w:r>
+        <w:t xml:space="preserve"> </w:t>
+      </w:r>
+      <w:r>
+        <w:t xml:space="preserve">“Studio C services”</w:t>
+      </w:r>
+      <w:r>
+        <w:t xml:space="preserve"> </w:t>
+      </w:r>
+      <w:r>
+        <w:t xml:space="preserve">line now covers both Studio C and Tuthill Design retainers, renamed on next revision.)</w:t>
+      </w:r>
+    </w:p>
+    <w:p>
+      <w:r>
+        <w:pict>
+          <v:rect style="width:0;height:1.5pt" o:hralign="center" o:hrstd="t" o:hr="t"/>
+        </w:pict>
+      </w:r>
+    </w:p>
+    <w:bookmarkEnd w:id="11"/>
+    <w:bookmarkStart w:id="16" w:name="Xeaf5a576d816bede949d2777cee47d5af3c4c7b"/>
+    <w:p>
+      <w:pPr>
+        <w:pStyle w:val="Heading2"/>
+      </w:pPr>
+      <w:r>
+        <w:t xml:space="preserve">4. Photography service-line revenue flow (framework — exact splits TBD with Miles)</w:t>
+      </w:r>
+    </w:p>
+    <w:bookmarkStart w:id="12" w:name="X3ab74e22e733d8dc6c11ba171959bd42334a3c2"/>
     <w:p>
       <w:pPr>
         <w:pStyle w:val="Heading3"/>
@@ -477,8 +692,8 @@
         <w:t xml:space="preserve">MBT receives the marketing-operator fee (TBD — flat or percentage)</w:t>
       </w:r>
     </w:p>
-    <w:bookmarkEnd w:id="11"/>
-    <w:bookmarkStart w:id="12" w:name="Xfb182c9bbdff4c403d543fb09f0260b9cb8d502"/>
+    <w:bookmarkEnd w:id="12"/>
+    <w:bookmarkStart w:id="13" w:name="Xfb182c9bbdff4c403d543fb09f0260b9cb8d502"/>
     <w:p>
       <w:pPr>
         <w:pStyle w:val="Heading3"/>
@@ -523,8 +738,8 @@
         <w:t xml:space="preserve">Chase’s premium brand is not in play at this tier</w:t>
       </w:r>
     </w:p>
-    <w:bookmarkEnd w:id="12"/>
-    <w:bookmarkStart w:id="13" w:name="Xb276a13ffbfec1ff7b2778cb4b8d404af855f61"/>
+    <w:bookmarkEnd w:id="13"/>
+    <w:bookmarkStart w:id="14" w:name="Xb276a13ffbfec1ff7b2778cb4b8d404af855f61"/>
     <w:p>
       <w:pPr>
         <w:pStyle w:val="Heading3"/>
@@ -581,8 +796,8 @@
         <w:t xml:space="preserve">MBT receives the marketing-operator fee</w:t>
       </w:r>
     </w:p>
-    <w:bookmarkEnd w:id="13"/>
-    <w:bookmarkStart w:id="14" w:name="Xd97103b897904bb05b7ad2ef6d385dffa90dbd1"/>
+    <w:bookmarkEnd w:id="14"/>
+    <w:bookmarkStart w:id="15" w:name="Xd97103b897904bb05b7ad2ef6d385dffa90dbd1"/>
     <w:p>
       <w:pPr>
         <w:pStyle w:val="Heading3"/>
@@ -852,18 +1067,18 @@
         </w:pict>
       </w:r>
     </w:p>
-    <w:bookmarkEnd w:id="14"/>
     <w:bookmarkEnd w:id="15"/>
-    <w:bookmarkStart w:id="19" w:name="geographic-strategy"/>
+    <w:bookmarkEnd w:id="16"/>
+    <w:bookmarkStart w:id="20" w:name="geographic-strategy"/>
     <w:p>
       <w:pPr>
         <w:pStyle w:val="Heading2"/>
       </w:pPr>
       <w:r>
-        <w:t xml:space="preserve">4. Geographic strategy</w:t>
-      </w:r>
-    </w:p>
-    <w:bookmarkStart w:id="16" w:name="hudson-valley-mayoctober-peak"/>
+        <w:t xml:space="preserve">5. Geographic strategy</w:t>
+      </w:r>
+    </w:p>
+    <w:bookmarkStart w:id="17" w:name="hudson-valley-mayoctober-peak"/>
     <w:p>
       <w:pPr>
         <w:pStyle w:val="Heading3"/>
@@ -920,8 +1135,8 @@
         <w:t xml:space="preserve">Counter-seasonal with Deep South</w:t>
       </w:r>
     </w:p>
-    <w:bookmarkEnd w:id="16"/>
-    <w:bookmarkStart w:id="17" w:name="deep-south-octoberapril-peak"/>
+    <w:bookmarkEnd w:id="17"/>
+    <w:bookmarkStart w:id="18" w:name="deep-south-octoberapril-peak"/>
     <w:p>
       <w:pPr>
         <w:pStyle w:val="Heading3"/>
@@ -990,8 +1205,8 @@
         <w:t xml:space="preserve">play the partner-studios-pitch describes</w:t>
       </w:r>
     </w:p>
-    <w:bookmarkEnd w:id="17"/>
-    <w:bookmarkStart w:id="18" w:name="counter-seasonality-in-practice"/>
+    <w:bookmarkEnd w:id="18"/>
+    <w:bookmarkStart w:id="19" w:name="counter-seasonality-in-practice"/>
     <w:p>
       <w:pPr>
         <w:pStyle w:val="Heading3"/>
@@ -1206,15 +1421,15 @@
         </w:pict>
       </w:r>
     </w:p>
-    <w:bookmarkEnd w:id="18"/>
     <w:bookmarkEnd w:id="19"/>
-    <w:bookmarkStart w:id="20" w:name="marketing-push-first-90-days"/>
+    <w:bookmarkEnd w:id="20"/>
+    <w:bookmarkStart w:id="21" w:name="marketing-push-first-90-days"/>
     <w:p>
       <w:pPr>
         <w:pStyle w:val="Heading2"/>
       </w:pPr>
       <w:r>
-        <w:t xml:space="preserve">5. Marketing push — first 90 days</w:t>
+        <w:t xml:space="preserve">6. Marketing push — first 90 days</w:t>
       </w:r>
     </w:p>
     <w:p>
@@ -1598,14 +1813,14 @@
         </w:pict>
       </w:r>
     </w:p>
-    <w:bookmarkEnd w:id="20"/>
-    <w:bookmarkStart w:id="21" w:name="operational-workflow"/>
+    <w:bookmarkEnd w:id="21"/>
+    <w:bookmarkStart w:id="22" w:name="operational-workflow"/>
     <w:p>
       <w:pPr>
         <w:pStyle w:val="Heading2"/>
       </w:pPr>
       <w:r>
-        <w:t xml:space="preserve">6. Operational workflow</w:t>
+        <w:t xml:space="preserve">7. Operational workflow</w:t>
       </w:r>
     </w:p>
     <w:p>
@@ -1771,14 +1986,14 @@
         </w:pict>
       </w:r>
     </w:p>
-    <w:bookmarkEnd w:id="21"/>
-    <w:bookmarkStart w:id="22" w:name="X46237f58c98a1575c8d12fe36d51cca78694fb3"/>
+    <w:bookmarkEnd w:id="22"/>
+    <w:bookmarkStart w:id="23" w:name="X46237f58c98a1575c8d12fe36d51cca78694fb3"/>
     <w:p>
       <w:pPr>
         <w:pStyle w:val="Heading2"/>
       </w:pPr>
       <w:r>
-        <w:t xml:space="preserve">7. What Tuthill Design (Miles) needs to agree to</w:t>
+        <w:t xml:space="preserve">8. What Tuthill Design (Miles) needs to agree to</w:t>
       </w:r>
     </w:p>
     <w:p>
@@ -1936,14 +2151,14 @@
         </w:pict>
       </w:r>
     </w:p>
-    <w:bookmarkEnd w:id="22"/>
-    <w:bookmarkStart w:id="23" w:name="X0bf9cc15911c230d50f008db418affe116c47c4"/>
+    <w:bookmarkEnd w:id="23"/>
+    <w:bookmarkStart w:id="24" w:name="X0bf9cc15911c230d50f008db418affe116c47c4"/>
     <w:p>
       <w:pPr>
         <w:pStyle w:val="Heading2"/>
       </w:pPr>
       <w:r>
-        <w:t xml:space="preserve">8. Chase Pierson Photography (CPP) — scope, refined</w:t>
+        <w:t xml:space="preserve">9. Chase Pierson Photography (CPP) — scope, refined</w:t>
       </w:r>
     </w:p>
     <w:p>
@@ -2084,14 +2299,14 @@
         </w:pict>
       </w:r>
     </w:p>
-    <w:bookmarkEnd w:id="23"/>
-    <w:bookmarkStart w:id="24" w:name="Xeb4c605fb147c1e6ea7707226ad797dfb38f106"/>
+    <w:bookmarkEnd w:id="24"/>
+    <w:bookmarkStart w:id="25" w:name="Xeb4c605fb147c1e6ea7707226ad797dfb38f106"/>
     <w:p>
       <w:pPr>
         <w:pStyle w:val="Heading2"/>
       </w:pPr>
       <w:r>
-        <w:t xml:space="preserve">9. Entity-structure decision for CPP (recommendation)</w:t>
+        <w:t xml:space="preserve">10. Entity-structure decision for CPP (recommendation)</w:t>
       </w:r>
     </w:p>
     <w:p>
@@ -2444,14 +2659,14 @@
         </w:pict>
       </w:r>
     </w:p>
-    <w:bookmarkEnd w:id="24"/>
-    <w:bookmarkStart w:id="25" w:name="what-this-changes-in-the-existing-docs"/>
+    <w:bookmarkEnd w:id="25"/>
+    <w:bookmarkStart w:id="26" w:name="what-this-changes-in-the-existing-docs"/>
     <w:p>
       <w:pPr>
         <w:pStyle w:val="Heading2"/>
       </w:pPr>
       <w:r>
-        <w:t xml:space="preserve">10. What this changes in the existing docs</w:t>
+        <w:t xml:space="preserve">11. What this changes in the existing docs</w:t>
       </w:r>
     </w:p>
     <w:p>
@@ -2610,14 +2825,14 @@
         </w:pict>
       </w:r>
     </w:p>
-    <w:bookmarkEnd w:id="25"/>
-    <w:bookmarkStart w:id="26" w:name="open-decisions-for-chase"/>
+    <w:bookmarkEnd w:id="26"/>
+    <w:bookmarkStart w:id="27" w:name="open-decisions-for-chase"/>
     <w:p>
       <w:pPr>
         <w:pStyle w:val="Heading2"/>
       </w:pPr>
       <w:r>
-        <w:t xml:space="preserve">11. Open decisions for Chase</w:t>
+        <w:t xml:space="preserve">12. Open decisions for Chase</w:t>
       </w:r>
     </w:p>
     <w:p>
@@ -2699,8 +2914,8 @@
         <w:t xml:space="preserve">End of scope doc.</w:t>
       </w:r>
     </w:p>
-    <w:bookmarkEnd w:id="26"/>
     <w:bookmarkEnd w:id="27"/>
+    <w:bookmarkEnd w:id="28"/>
     <w:sectPr>
       <w:footnotePr>
         <w:numRestart w:val="eachSect"/>

--- a/docs/partners/tuthill-photography-scope-2026-04-20.docx
+++ b/docs/partners/tuthill-photography-scope-2026-04-20.docx
@@ -454,6 +454,24 @@
       </w:r>
       <w:r>
         <w:t xml:space="preserve">framing Chase has been using with Elijah.</w:t>
+      </w:r>
+    </w:p>
+    <w:p>
+      <w:pPr>
+        <w:pStyle w:val="BodyText"/>
+      </w:pPr>
+      <w:r>
+        <w:rPr>
+          <w:b/>
+          <w:bCs/>
+        </w:rPr>
+        <w:t xml:space="preserve">Start date: April 1, 2026</w:t>
+      </w:r>
+      <w:r>
+        <w:t xml:space="preserve"> </w:t>
+      </w:r>
+      <w:r>
+        <w:t xml:space="preserve">(backdated). The ramp-up and setup work already happening in April — scope docs, coordination calls, Cloudbeds onboarding prep, photography-tier pricing discussions, Sprinter wrap specs including the Studio C logo, 90-day plan alignment — all legitimately draws against April’s 20-hour allocation. Each studio has a full 20-hour bucket available for April even though we formalized on April 20; the setup-phase work that’s been happening is the work the retainer is paying for. May 1 forward, the monthly cadence runs clean.</w:t>
       </w:r>
     </w:p>
     <w:p>

--- a/docs/partners/tuthill-photography-scope-2026-04-20.docx
+++ b/docs/partners/tuthill-photography-scope-2026-04-20.docx
@@ -143,6 +143,68 @@
       </w:r>
       <w:r>
         <w:t xml:space="preserve">, marketed and sold under the Tuthill Design brand, with distribution in two regions — the Hudson Valley and the Deep South (Natchez corridor + Blues Highway).</w:t>
+      </w:r>
+    </w:p>
+    <w:p>
+      <w:pPr>
+        <w:pStyle w:val="BodyText"/>
+      </w:pPr>
+      <w:r>
+        <w:rPr>
+          <w:b/>
+          <w:bCs/>
+        </w:rPr>
+        <w:t xml:space="preserve">Context note on Tuthill Design’s existing book of business:</w:t>
+      </w:r>
+      <w:r>
+        <w:t xml:space="preserve"> </w:t>
+      </w:r>
+      <w:r>
+        <w:t xml:space="preserve">In parallel with launching the photography service line, Tuthill Design is also the contractual counterparty to</w:t>
+      </w:r>
+      <w:r>
+        <w:t xml:space="preserve"> </w:t>
+      </w:r>
+      <w:r>
+        <w:rPr>
+          <w:b/>
+          <w:bCs/>
+        </w:rPr>
+        <w:t xml:space="preserve">Scan2Plan</w:t>
+      </w:r>
+      <w:r>
+        <w:t xml:space="preserve"> </w:t>
+      </w:r>
+      <w:r>
+        <w:t xml:space="preserve">as of 2026-04-20 PM (Chase + Elijah + Miles brought the account in together, billed as Tuthill for collective bargaining and insurance alignment). Full scope of that restructure is in</w:t>
+      </w:r>
+      <w:r>
+        <w:t xml:space="preserve"> </w:t>
+      </w:r>
+      <w:r>
+        <w:rPr>
+          <w:rStyle w:val="VerbatimChar"/>
+        </w:rPr>
+        <w:t xml:space="preserve">docs/partners/scan2plan-tuthill-account-2026-04-20.md</w:t>
+      </w:r>
+      <w:r>
+        <w:t xml:space="preserve">. Tuthill Design also holds the</w:t>
+      </w:r>
+      <w:r>
+        <w:t xml:space="preserve"> </w:t>
+      </w:r>
+      <w:r>
+        <w:rPr>
+          <w:b/>
+          <w:bCs/>
+        </w:rPr>
+        <w:t xml:space="preserve">production insurance policy</w:t>
+      </w:r>
+      <w:r>
+        <w:t xml:space="preserve"> </w:t>
+      </w:r>
+      <w:r>
+        <w:t xml:space="preserve">that covers all production work across the ecosystem — photography, video, on-location shoots. Photography bookings under this scope are covered by that policy.</w:t>
       </w:r>
     </w:p>
     <w:p>

--- a/docs/partners/tuthill-photography-scope-2026-04-20.docx
+++ b/docs/partners/tuthill-photography-scope-2026-04-20.docx
@@ -487,35 +487,17 @@
         <w:pStyle w:val="FirstParagraph"/>
       </w:pPr>
       <w:r>
-        <w:t xml:space="preserve">Separate from the photography service line’s booking math, MBT has locked a</w:t>
-      </w:r>
-      <w:r>
-        <w:t xml:space="preserve"> </w:t>
-      </w:r>
-      <w:r>
         <w:rPr>
           <w:b/>
           <w:bCs/>
         </w:rPr>
-        <w:t xml:space="preserve">$1,000/month bucket of hours at $50/hr = 20 hrs/month</w:t>
-      </w:r>
-      <w:r>
-        <w:t xml:space="preserve"> </w:t>
-      </w:r>
-      <w:r>
-        <w:t xml:space="preserve">with both Studio C Video and Tuthill Design. Each studio gets its own $1k/mo retainer against production + marketing work. Pattern matches the</w:t>
-      </w:r>
-      <w:r>
-        <w:t xml:space="preserve"> </w:t>
-      </w:r>
-      <w:r>
-        <w:t xml:space="preserve">“another Utopia-type account”</w:t>
-      </w:r>
-      <w:r>
-        <w:t xml:space="preserve"> </w:t>
-      </w:r>
-      <w:r>
-        <w:t xml:space="preserve">framing Chase has been using with Elijah.</w:t>
+        <w:t xml:space="preserve">$500/month is the floor for any engagement</w:t>
+      </w:r>
+      <w:r>
+        <w:t xml:space="preserve"> </w:t>
+      </w:r>
+      <w:r>
+        <w:t xml:space="preserve">in this model — same pattern as the existing Utopia account. One $500/mo account = 10 hours at $50/hr, billed as a single classified engagement against one brand or project. Clients can stack additional $500/mo accounts as they take on more brands or project scopes.</w:t>
       </w:r>
     </w:p>
     <w:p>
@@ -527,13 +509,501 @@
           <w:b/>
           <w:bCs/>
         </w:rPr>
+        <w:t xml:space="preserve">The current Big Muddy engagement with each partner studio is TWO $500/month accounts</w:t>
+      </w:r>
+      <w:r>
+        <w:t xml:space="preserve"> </w:t>
+      </w:r>
+      <w:r>
+        <w:t xml:space="preserve">(total $1,000/month per studio, 20 hours at $50/hr), each classified at the billing level so there’s no post-hoc allocation mess:</w:t>
+      </w:r>
+    </w:p>
+    <w:tbl>
+      <w:tblPr>
+        <w:tblStyle w:val="Table"/>
+        <w:tblW w:type="pct" w:w="5000"/>
+        <w:tblLayout w:type="fixed"/>
+        <w:tblLook w:firstRow="1" w:lastRow="0" w:firstColumn="0" w:lastColumn="0" w:noHBand="0" w:noVBand="0" w:val="0020"/>
+      </w:tblPr>
+      <w:tblGrid>
+        <w:gridCol w:w="1584"/>
+        <w:gridCol w:w="1584"/>
+        <w:gridCol w:w="1584"/>
+        <w:gridCol w:w="1584"/>
+        <w:gridCol w:w="1584"/>
+      </w:tblGrid>
+      <w:tr>
+        <w:trPr>
+          <w:tblHeader w:val="on"/>
+        </w:trPr>
+        <w:tc>
+          <w:tcPr/>
+          <w:p>
+            <w:pPr>
+              <w:pStyle w:val="Compact"/>
+            </w:pPr>
+            <w:r>
+              <w:t xml:space="preserve">Account</w:t>
+            </w:r>
+          </w:p>
+        </w:tc>
+        <w:tc>
+          <w:tcPr/>
+          <w:p>
+            <w:pPr>
+              <w:pStyle w:val="Compact"/>
+            </w:pPr>
+            <w:r>
+              <w:t xml:space="preserve">Monthly</w:t>
+            </w:r>
+          </w:p>
+        </w:tc>
+        <w:tc>
+          <w:tcPr/>
+          <w:p>
+            <w:pPr>
+              <w:pStyle w:val="Compact"/>
+            </w:pPr>
+            <w:r>
+              <w:t xml:space="preserve">Hours</w:t>
+            </w:r>
+          </w:p>
+        </w:tc>
+        <w:tc>
+          <w:tcPr/>
+          <w:p>
+            <w:pPr>
+              <w:pStyle w:val="Compact"/>
+            </w:pPr>
+            <w:r>
+              <w:t xml:space="preserve">Classification</w:t>
+            </w:r>
+          </w:p>
+        </w:tc>
+        <w:tc>
+          <w:tcPr/>
+          <w:p>
+            <w:pPr>
+              <w:pStyle w:val="Compact"/>
+            </w:pPr>
+            <w:r>
+              <w:t xml:space="preserve">Work scope</w:t>
+            </w:r>
+          </w:p>
+        </w:tc>
+      </w:tr>
+      <w:tr>
+        <w:tc>
+          <w:tcPr/>
+          <w:p>
+            <w:pPr>
+              <w:pStyle w:val="Compact"/>
+            </w:pPr>
+            <w:r>
+              <w:rPr>
+                <w:b/>
+                <w:bCs/>
+              </w:rPr>
+              <w:t xml:space="preserve">Big Muddy Touring</w:t>
+            </w:r>
+          </w:p>
+        </w:tc>
+        <w:tc>
+          <w:tcPr/>
+          <w:p>
+            <w:pPr>
+              <w:pStyle w:val="Compact"/>
+            </w:pPr>
+            <w:r>
+              <w:t xml:space="preserve">$500</w:t>
+            </w:r>
+          </w:p>
+        </w:tc>
+        <w:tc>
+          <w:tcPr/>
+          <w:p>
+            <w:pPr>
+              <w:pStyle w:val="Compact"/>
+            </w:pPr>
+            <w:r>
+              <w:t xml:space="preserve">10 hrs</w:t>
+            </w:r>
+          </w:p>
+        </w:tc>
+        <w:tc>
+          <w:tcPr/>
+          <w:p>
+            <w:pPr>
+              <w:pStyle w:val="Compact"/>
+            </w:pPr>
+            <w:r>
+              <w:rPr>
+                <w:rStyle w:val="VerbatimChar"/>
+              </w:rPr>
+              <w:t xml:space="preserve">TOUR</w:t>
+            </w:r>
+          </w:p>
+        </w:tc>
+        <w:tc>
+          <w:tcPr/>
+          <w:p>
+            <w:pPr>
+              <w:pStyle w:val="Compact"/>
+            </w:pPr>
+            <w:r>
+              <w:t xml:space="preserve">Sprinter van ops + wrap, artist EPKs, touring content, road-side ops, Blues Room promo when it’s a touring show rather than an Inn show</w:t>
+            </w:r>
+          </w:p>
+        </w:tc>
+      </w:tr>
+      <w:tr>
+        <w:tc>
+          <w:tcPr/>
+          <w:p>
+            <w:pPr>
+              <w:pStyle w:val="Compact"/>
+            </w:pPr>
+            <w:r>
+              <w:rPr>
+                <w:b/>
+                <w:bCs/>
+              </w:rPr>
+              <w:t xml:space="preserve">Big Muddy Inn + Magazine</w:t>
+            </w:r>
+          </w:p>
+        </w:tc>
+        <w:tc>
+          <w:tcPr/>
+          <w:p>
+            <w:pPr>
+              <w:pStyle w:val="Compact"/>
+            </w:pPr>
+            <w:r>
+              <w:t xml:space="preserve">$500</w:t>
+            </w:r>
+          </w:p>
+        </w:tc>
+        <w:tc>
+          <w:tcPr/>
+          <w:p>
+            <w:pPr>
+              <w:pStyle w:val="Compact"/>
+            </w:pPr>
+            <w:r>
+              <w:t xml:space="preserve">10 hrs</w:t>
+            </w:r>
+          </w:p>
+        </w:tc>
+        <w:tc>
+          <w:tcPr/>
+          <w:p>
+            <w:pPr>
+              <w:pStyle w:val="Compact"/>
+            </w:pPr>
+            <w:r>
+              <w:rPr>
+                <w:rStyle w:val="VerbatimChar"/>
+              </w:rPr>
+              <w:t xml:space="preserve">INN</w:t>
+            </w:r>
+            <w:r>
+              <w:t xml:space="preserve"> </w:t>
+            </w:r>
+            <w:r>
+              <w:t xml:space="preserve">+</w:t>
+            </w:r>
+            <w:r>
+              <w:t xml:space="preserve"> </w:t>
+            </w:r>
+            <w:r>
+              <w:rPr>
+                <w:rStyle w:val="VerbatimChar"/>
+              </w:rPr>
+              <w:t xml:space="preserve">MAG</w:t>
+            </w:r>
+          </w:p>
+        </w:tc>
+        <w:tc>
+          <w:tcPr/>
+          <w:p>
+            <w:pPr>
+              <w:pStyle w:val="Compact"/>
+            </w:pPr>
+            <w:r>
+              <w:t xml:space="preserve">Inn marketing + content + listing work, Magazine editorial/design/publishing support, in-house event documentation, Inn-side Blues Room ops</w:t>
+            </w:r>
+          </w:p>
+        </w:tc>
+      </w:tr>
+    </w:tbl>
+    <w:p>
+      <w:pPr>
+        <w:pStyle w:val="BodyText"/>
+      </w:pPr>
+      <w:r>
+        <w:t xml:space="preserve">Each partner studio (Studio C Video + Tuthill Design) runs this same two-account structure, so:</w:t>
+      </w:r>
+      <w:r>
+        <w:t xml:space="preserve"> </w:t>
+      </w:r>
+      <w:r>
+        <w:t xml:space="preserve">- Studio C Video → $500 TOUR account + $500 INN/MAG account = $1,000/mo</w:t>
+      </w:r>
+      <w:r>
+        <w:t xml:space="preserve"> </w:t>
+      </w:r>
+      <w:r>
+        <w:t xml:space="preserve">- Tuthill Design → $500 TOUR account + $500 INN/MAG account = $1,000/mo</w:t>
+      </w:r>
+      <w:r>
+        <w:t xml:space="preserve"> </w:t>
+      </w:r>
+      <w:r>
+        <w:t xml:space="preserve">- Ecosystem total into partner studios = $2,000/mo = $24k/yr (unchanged; what changes is the internal billing structure)</w:t>
+      </w:r>
+    </w:p>
+    <w:p>
+      <w:pPr>
+        <w:pStyle w:val="BodyText"/>
+      </w:pPr>
+      <w:r>
+        <w:rPr>
+          <w:b/>
+          <w:bCs/>
+        </w:rPr>
         <w:t xml:space="preserve">Start date: April 1, 2026</w:t>
       </w:r>
       <w:r>
         <w:t xml:space="preserve"> </w:t>
       </w:r>
       <w:r>
-        <w:t xml:space="preserve">(backdated). The ramp-up and setup work already happening in April — scope docs, coordination calls, Cloudbeds onboarding prep, photography-tier pricing discussions, Sprinter wrap specs including the Studio C logo, 90-day plan alignment — all legitimately draws against April’s 20-hour allocation. Each studio has a full 20-hour bucket available for April even though we formalized on April 20; the setup-phase work that’s been happening is the work the retainer is paying for. May 1 forward, the monthly cadence runs clean.</w:t>
+        <w:t xml:space="preserve">(backdated). The ramp-up and setup work already happening in April — scope docs, coordination calls, Cloudbeds onboarding prep, photography-tier pricing discussions, Sprinter wrap specs including the Studio C logo, 90-day plan alignment — all legitimately draws against April’s allocations (split across TOUR + INN/MAG as appropriate). Each studio has both April buckets available even though we formalized on April 20; the setup-phase work that’s been happening is the work the retainer is paying for. May 1 forward, the monthly cadence runs clean.</w:t>
+      </w:r>
+    </w:p>
+    <w:p>
+      <w:pPr>
+        <w:pStyle w:val="BodyText"/>
+      </w:pPr>
+      <w:r>
+        <w:rPr>
+          <w:b/>
+          <w:bCs/>
+        </w:rPr>
+        <w:t xml:space="preserve">Why this structure matters (vs. a single $1k/mo bucket with post-hoc allocation):</w:t>
+      </w:r>
+      <w:r>
+        <w:t xml:space="preserve"> </w:t>
+      </w:r>
+      <w:r>
+        <w:t xml:space="preserve">1.</w:t>
+      </w:r>
+      <w:r>
+        <w:t xml:space="preserve"> </w:t>
+      </w:r>
+      <w:r>
+        <w:rPr>
+          <w:b/>
+          <w:bCs/>
+        </w:rPr>
+        <w:t xml:space="preserve">Expense tracking is clean at the billing level.</w:t>
+      </w:r>
+      <w:r>
+        <w:t xml:space="preserve"> </w:t>
+      </w:r>
+      <w:r>
+        <w:t xml:space="preserve">No reconciliation debate about which hours were TOUR vs INN at month-end — it’s pre-classified when the work starts.</w:t>
+      </w:r>
+      <w:r>
+        <w:t xml:space="preserve"> </w:t>
+      </w:r>
+      <w:r>
+        <w:t xml:space="preserve">2.</w:t>
+      </w:r>
+      <w:r>
+        <w:t xml:space="preserve"> </w:t>
+      </w:r>
+      <w:r>
+        <w:rPr>
+          <w:b/>
+          <w:bCs/>
+        </w:rPr>
+        <w:t xml:space="preserve">Big Muddy Touring LLC</w:t>
+      </w:r>
+      <w:r>
+        <w:t xml:space="preserve"> </w:t>
+      </w:r>
+      <w:r>
+        <w:t xml:space="preserve">(when it spins out) already has clean expense history to inherit — the TOUR account line is its P&amp;L from day one.</w:t>
+      </w:r>
+      <w:r>
+        <w:t xml:space="preserve"> </w:t>
+      </w:r>
+      <w:r>
+        <w:t xml:space="preserve">3.</w:t>
+      </w:r>
+      <w:r>
+        <w:t xml:space="preserve"> </w:t>
+      </w:r>
+      <w:r>
+        <w:rPr>
+          <w:b/>
+          <w:bCs/>
+        </w:rPr>
+        <w:t xml:space="preserve">Hours overflow is contained by classification.</w:t>
+      </w:r>
+      <w:r>
+        <w:t xml:space="preserve"> </w:t>
+      </w:r>
+      <w:r>
+        <w:t xml:space="preserve">If TOUR work balloons in a month while INN is light, we can see the imbalance and decide whether to (a) authorize overflow on the TOUR side only, (b) reallocate one INN hour to TOUR, or (c) defer TOUR work.</w:t>
+      </w:r>
+      <w:r>
+        <w:t xml:space="preserve"> </w:t>
+      </w:r>
+      <w:r>
+        <w:t xml:space="preserve">4.</w:t>
+      </w:r>
+      <w:r>
+        <w:t xml:space="preserve"> </w:t>
+      </w:r>
+      <w:r>
+        <w:rPr>
+          <w:b/>
+          <w:bCs/>
+        </w:rPr>
+        <w:t xml:space="preserve">Pricing and client signalling.</w:t>
+      </w:r>
+      <w:r>
+        <w:t xml:space="preserve"> </w:t>
+      </w:r>
+      <w:r>
+        <w:t xml:space="preserve">The $500/mo floor matches Utopia and creates a clean unit for future engagements — Vicki’s first engagement is $500/mo, and she can add accounts as her needs expand.</w:t>
+      </w:r>
+    </w:p>
+    <w:p>
+      <w:pPr>
+        <w:pStyle w:val="BodyText"/>
+      </w:pPr>
+      <w:r>
+        <w:rPr>
+          <w:b/>
+          <w:bCs/>
+        </w:rPr>
+        <w:t xml:space="preserve">Overflow:</w:t>
+      </w:r>
+      <w:r>
+        <w:t xml:space="preserve"> </w:t>
+      </w:r>
+      <w:r>
+        <w:t xml:space="preserve">each account’s own hours roll one month forward and then reset. Overflow above the combined 20 hours (for either studio in aggregate) bills at the same $50/hr rate, with classification still captured per work unit.</w:t>
+      </w:r>
+    </w:p>
+    <w:p>
+      <w:pPr>
+        <w:pStyle w:val="BodyText"/>
+      </w:pPr>
+      <w:r>
+        <w:rPr>
+          <w:b/>
+          <w:bCs/>
+        </w:rPr>
+        <w:t xml:space="preserve">Hours tracking:</w:t>
+      </w:r>
+      <w:r>
+        <w:t xml:space="preserve"> </w:t>
+      </w:r>
+      <w:r>
+        <w:t xml:space="preserve">two shared Google Sheets per studio, one per account. Columns: date, who, hours, brief description. The classification is implicit in the account (all entries in the TOUR sheet are already coded TOUR). See</w:t>
+      </w:r>
+      <w:r>
+        <w:t xml:space="preserve"> </w:t>
+      </w:r>
+      <w:r>
+        <w:rPr>
+          <w:rStyle w:val="VerbatimChar"/>
+        </w:rPr>
+        <w:t xml:space="preserve">docs/ecosystem-classification-taxonomy-2026-04-20.md</w:t>
+      </w:r>
+      <w:r>
+        <w:t xml:space="preserve"> </w:t>
+      </w:r>
+      <w:r>
+        <w:t xml:space="preserve">for the full code list — relevant here:</w:t>
+      </w:r>
+      <w:r>
+        <w:t xml:space="preserve"> </w:t>
+      </w:r>
+      <w:r>
+        <w:rPr>
+          <w:rStyle w:val="VerbatimChar"/>
+        </w:rPr>
+        <w:t xml:space="preserve">TOUR</w:t>
+      </w:r>
+      <w:r>
+        <w:t xml:space="preserve">,</w:t>
+      </w:r>
+      <w:r>
+        <w:t xml:space="preserve"> </w:t>
+      </w:r>
+      <w:r>
+        <w:rPr>
+          <w:rStyle w:val="VerbatimChar"/>
+        </w:rPr>
+        <w:t xml:space="preserve">INN</w:t>
+      </w:r>
+      <w:r>
+        <w:t xml:space="preserve">,</w:t>
+      </w:r>
+      <w:r>
+        <w:t xml:space="preserve"> </w:t>
+      </w:r>
+      <w:r>
+        <w:rPr>
+          <w:rStyle w:val="VerbatimChar"/>
+        </w:rPr>
+        <w:t xml:space="preserve">MAG</w:t>
+      </w:r>
+      <w:r>
+        <w:t xml:space="preserve">,</w:t>
+      </w:r>
+      <w:r>
+        <w:t xml:space="preserve"> </w:t>
+      </w:r>
+      <w:r>
+        <w:rPr>
+          <w:rStyle w:val="VerbatimChar"/>
+        </w:rPr>
+        <w:t xml:space="preserve">BLUES</w:t>
+      </w:r>
+      <w:r>
+        <w:t xml:space="preserve">,</w:t>
+      </w:r>
+      <w:r>
+        <w:t xml:space="preserve"> </w:t>
+      </w:r>
+      <w:r>
+        <w:rPr>
+          <w:rStyle w:val="VerbatimChar"/>
+        </w:rPr>
+        <w:t xml:space="preserve">EVENTS</w:t>
+      </w:r>
+      <w:r>
+        <w:t xml:space="preserve">.</w:t>
+      </w:r>
+      <w:r>
+        <w:t xml:space="preserve"> </w:t>
+      </w:r>
+      <w:r>
+        <w:rPr>
+          <w:rStyle w:val="VerbatimChar"/>
+        </w:rPr>
+        <w:t xml:space="preserve">MBT-PLATFORM</w:t>
+      </w:r>
+      <w:r>
+        <w:t xml:space="preserve"> </w:t>
+      </w:r>
+      <w:r>
+        <w:t xml:space="preserve">work (e.g., Elijah’s Cloudbeds ride-along) draws against the INN/MAG account since the PMS is Inn-specific.</w:t>
       </w:r>
     </w:p>
     <w:p>
